--- a/Templates/Template_PT.docx
+++ b/Templates/Template_PT.docx
@@ -167,7 +167,7 @@
           <w:szCs w:val="20"/>
           <w:lang w:val="pt-PT"/>
         </w:rPr>
-        <w:t>Nome</w:t>
+        <w:t>p34</w:t>
       </w:r>
     </w:p>
     <w:p>
@@ -253,7 +253,7 @@
           <w:szCs w:val="20"/>
           <w:lang w:val="pt-PT"/>
         </w:rPr>
-        <w:t xml:space="preserve"> Nome</w:t>
+        <w:t xml:space="preserve"> p35</w:t>
       </w:r>
     </w:p>
     <w:p>
@@ -315,9 +315,9 @@
         <w:tblLook w:firstRow="1" w:noVBand="1" w:lastRow="0" w:firstColumn="1" w:lastColumn="0" w:noHBand="0" w:val="04a0"/>
       </w:tblPr>
       <w:tblGrid>
-        <w:gridCol w:w="5155"/>
+        <w:gridCol w:w="5149"/>
         <w:gridCol w:w="2580"/>
-        <w:gridCol w:w="2515"/>
+        <w:gridCol w:w="2521"/>
       </w:tblGrid>
       <w:tr>
         <w:trPr>
@@ -325,7 +325,7 @@
         </w:trPr>
         <w:tc>
           <w:tcPr>
-            <w:tcW w:w="5155" w:type="dxa"/>
+            <w:tcW w:w="5149" w:type="dxa"/>
             <w:tcBorders>
               <w:top w:val="nil"/>
               <w:left w:val="nil"/>
@@ -398,7 +398,7 @@
         </w:tc>
         <w:tc>
           <w:tcPr>
-            <w:tcW w:w="2515" w:type="dxa"/>
+            <w:tcW w:w="2521" w:type="dxa"/>
             <w:tcBorders>
               <w:top w:val="nil"/>
               <w:left w:val="nil"/>
@@ -510,7 +510,7 @@
           <w:szCs w:val="20"/>
           <w:lang w:val="pt-PT"/>
         </w:rPr>
-        <w:t xml:space="preserve"> Nome</w:t>
+        <w:t xml:space="preserve"> p36</w:t>
       </w:r>
     </w:p>
     <w:p>
@@ -588,7 +588,7 @@
           <w:szCs w:val="20"/>
           <w:lang w:val="pt-PT"/>
         </w:rPr>
-        <w:t xml:space="preserve"> Nome</w:t>
+        <w:t xml:space="preserve"> p37</w:t>
       </w:r>
     </w:p>
     <w:p>
@@ -762,7 +762,7 @@
           <w:szCs w:val="20"/>
           <w:lang w:val="pt-PT"/>
         </w:rPr>
-        <w:t>Nome</w:t>
+        <w:t>p38</w:t>
       </w:r>
     </w:p>
     <w:tbl>
@@ -1001,7 +1001,7 @@
           <w:szCs w:val="20"/>
           <w:lang w:val="pt-PT"/>
         </w:rPr>
-        <w:t xml:space="preserve"> Nome</w:t>
+        <w:t xml:space="preserve"> p39</w:t>
       </w:r>
     </w:p>
     <w:p>
@@ -1100,7 +1100,7 @@
           <w:szCs w:val="20"/>
           <w:lang w:val="pt-PT"/>
         </w:rPr>
-        <w:t>Nome</w:t>
+        <w:t>p40</w:t>
       </w:r>
     </w:p>
     <w:p>
@@ -1200,7 +1200,7 @@
           <w:szCs w:val="20"/>
           <w:lang w:val="pt-PT"/>
         </w:rPr>
-        <w:t xml:space="preserve"> Nome</w:t>
+        <w:t xml:space="preserve"> p41</w:t>
       </w:r>
     </w:p>
     <w:p>
@@ -1314,7 +1314,7 @@
           <w:szCs w:val="20"/>
           <w:lang w:val="pt-PT"/>
         </w:rPr>
-        <w:t>Nome</w:t>
+        <w:t>p42</w:t>
       </w:r>
       <w:r>
         <w:rPr>
@@ -1534,16 +1534,14 @@
       </w:r>
       <w:r>
         <w:rPr>
-          <w:rFonts w:eastAsia="Calibri" w:cs="Calibri" w:eastAsiaTheme="minorHAnsi"/>
-          <w:b/>
-          <w:i/>
-          <w:color w:val="auto"/>
-          <w:kern w:val="0"/>
-          <w:sz w:val="20"/>
-          <w:szCs w:val="20"/>
-          <w:lang w:val="pt-PT" w:eastAsia="en-US" w:bidi="ar-SA"/>
-        </w:rPr>
-        <w:t>Nome</w:t>
+          <w:rFonts w:eastAsia="Calibri" w:cs="Calibri" w:cstheme="minorHAnsi"/>
+          <w:b/>
+          <w:i/>
+          <w:sz w:val="20"/>
+          <w:szCs w:val="20"/>
+          <w:lang w:val="pt-BR"/>
+        </w:rPr>
+        <w:t>p43</w:t>
       </w:r>
     </w:p>
     <w:p>
@@ -1611,7 +1609,7 @@
       </w:r>
       <w:r>
         <w:rPr>
-          <w:rFonts w:eastAsia="Calibri" w:cs="Calibri" w:eastAsiaTheme="minorHAnsi"/>
+          <w:rFonts w:eastAsia="Calibri" w:cs="Calibri" w:cstheme="minorHAnsi"/>
           <w:b/>
           <w:i/>
           <w:color w:val="auto"/>
@@ -1620,7 +1618,7 @@
           <w:szCs w:val="20"/>
           <w:lang w:val="pt-PT" w:eastAsia="en-US" w:bidi="ar-SA"/>
         </w:rPr>
-        <w:t>Nome</w:t>
+        <w:t>p44</w:t>
       </w:r>
     </w:p>
     <w:p>
@@ -1688,16 +1686,16 @@
       </w:r>
       <w:r>
         <w:rPr>
-          <w:rFonts w:eastAsia="Calibri" w:cs="Calibri" w:eastAsiaTheme="minorHAnsi"/>
+          <w:rFonts w:eastAsia="Calibri" w:cs="Calibri" w:cstheme="minorHAnsi"/>
           <w:b/>
           <w:i/>
           <w:color w:val="auto"/>
           <w:kern w:val="0"/>
           <w:sz w:val="20"/>
           <w:szCs w:val="20"/>
-          <w:lang w:val="pt-PT" w:eastAsia="en-US" w:bidi="ar-SA"/>
-        </w:rPr>
-        <w:t>Nome</w:t>
+          <w:lang w:val="pt-BR" w:eastAsia="en-US" w:bidi="ar-SA"/>
+        </w:rPr>
+        <w:t>p45</w:t>
       </w:r>
     </w:p>
     <w:p>
@@ -1819,7 +1817,7 @@
           <w:szCs w:val="20"/>
           <w:lang w:val="pt-PT"/>
         </w:rPr>
-        <w:t>Nome</w:t>
+        <w:t>p35</w:t>
       </w:r>
     </w:p>
     <w:p>
@@ -1965,7 +1963,7 @@
           <w:szCs w:val="20"/>
           <w:lang w:val="pt-PT"/>
         </w:rPr>
-        <w:t>Nome</w:t>
+        <w:t>q34</w:t>
       </w:r>
     </w:p>
     <w:p>
@@ -2052,7 +2050,7 @@
           <w:szCs w:val="20"/>
           <w:lang w:val="pt-PT"/>
         </w:rPr>
-        <w:t>Nome</w:t>
+        <w:t>q35</w:t>
       </w:r>
     </w:p>
     <w:p>
@@ -2114,9 +2112,9 @@
         <w:tblLook w:firstRow="1" w:noVBand="1" w:lastRow="0" w:firstColumn="1" w:lastColumn="0" w:noHBand="0" w:val="04a0"/>
       </w:tblPr>
       <w:tblGrid>
-        <w:gridCol w:w="5155"/>
+        <w:gridCol w:w="5149"/>
         <w:gridCol w:w="2580"/>
-        <w:gridCol w:w="2515"/>
+        <w:gridCol w:w="2521"/>
       </w:tblGrid>
       <w:tr>
         <w:trPr>
@@ -2124,7 +2122,7 @@
         </w:trPr>
         <w:tc>
           <w:tcPr>
-            <w:tcW w:w="5155" w:type="dxa"/>
+            <w:tcW w:w="5149" w:type="dxa"/>
             <w:tcBorders>
               <w:top w:val="nil"/>
               <w:left w:val="nil"/>
@@ -2197,7 +2195,7 @@
         </w:tc>
         <w:tc>
           <w:tcPr>
-            <w:tcW w:w="2515" w:type="dxa"/>
+            <w:tcW w:w="2521" w:type="dxa"/>
             <w:tcBorders>
               <w:top w:val="nil"/>
               <w:left w:val="nil"/>
@@ -2314,7 +2312,7 @@
           <w:szCs w:val="20"/>
           <w:lang w:val="pt-PT"/>
         </w:rPr>
-        <w:t>Nome</w:t>
+        <w:t>q36</w:t>
       </w:r>
     </w:p>
     <w:p>
@@ -2402,7 +2400,7 @@
           <w:szCs w:val="20"/>
           <w:lang w:val="pt-PT"/>
         </w:rPr>
-        <w:t>Nome</w:t>
+        <w:t>q37</w:t>
       </w:r>
     </w:p>
     <w:p>
@@ -2558,7 +2556,7 @@
           <w:szCs w:val="20"/>
           <w:lang w:val="pt-PT"/>
         </w:rPr>
-        <w:t>Nome</w:t>
+        <w:t>q38</w:t>
       </w:r>
     </w:p>
     <w:tbl>
@@ -2796,9 +2794,9 @@
           <w:i/>
           <w:sz w:val="20"/>
           <w:szCs w:val="20"/>
-          <w:lang w:val="pt-PT"/>
-        </w:rPr>
-        <w:t>Nome</w:t>
+          <w:lang w:val="pt-BR"/>
+        </w:rPr>
+        <w:t>q39</w:t>
       </w:r>
     </w:p>
     <w:p>
@@ -2896,7 +2894,7 @@
           <w:szCs w:val="20"/>
           <w:lang w:val="pt-PT"/>
         </w:rPr>
-        <w:t>Nome</w:t>
+        <w:t>q40</w:t>
       </w:r>
     </w:p>
     <w:p>
@@ -2994,9 +2992,9 @@
           <w:i/>
           <w:sz w:val="20"/>
           <w:szCs w:val="20"/>
-          <w:lang w:val="pt-PT"/>
-        </w:rPr>
-        <w:t>Nome</w:t>
+          <w:lang w:val="pt-BR"/>
+        </w:rPr>
+        <w:t>q41</w:t>
       </w:r>
     </w:p>
     <w:p>
@@ -3119,7 +3117,27 @@
         <w:t xml:space="preserve"> </w:t>
         <w:tab/>
         <w:tab/>
-        <w:t>Nome</w:t>
+      </w:r>
+      <w:r>
+        <w:rPr>
+          <w:rFonts w:eastAsia="Calibri" w:cs="Calibri" w:cstheme="minorHAnsi"/>
+          <w:b/>
+          <w:i/>
+          <w:sz w:val="20"/>
+          <w:szCs w:val="20"/>
+          <w:lang w:val="pt-PT"/>
+        </w:rPr>
+        <w:t>q42</w:t>
+      </w:r>
+      <w:r>
+        <w:rPr>
+          <w:rFonts w:eastAsia="Calibri" w:cs="Calibri" w:cstheme="minorHAnsi"/>
+          <w:b/>
+          <w:i/>
+          <w:sz w:val="20"/>
+          <w:szCs w:val="20"/>
+          <w:lang w:val="pt-PT"/>
+        </w:rPr>
         <w:tab/>
       </w:r>
     </w:p>
@@ -3274,34 +3292,50 @@
       <w:r>
         <w:rPr>
           <w:rStyle w:val="Emphasis"/>
-          <w:rFonts w:eastAsia="Times New Roman"/>
+          <w:rFonts w:eastAsia="Calibri" w:cs="Calibri" w:cstheme="minorHAnsi"/>
           <w:b/>
           <w:bCs/>
-          <w:lang w:val="af-ZA" w:bidi="ta-IN"/>
+          <w:color w:val="auto"/>
+          <w:kern w:val="0"/>
+          <w:sz w:val="22"/>
+          <w:szCs w:val="22"/>
+          <w:lang w:val="pt-BR" w:eastAsia="en-US" w:bidi="ar-SA"/>
         </w:rPr>
         <w:t>q19</w:t>
       </w:r>
       <w:r>
         <w:rPr>
-          <w:rFonts w:cs="Calibri" w:cstheme="minorHAnsi"/>
-          <w:sz w:val="20"/>
-          <w:szCs w:val="20"/>
-        </w:rPr>
-        <w:t xml:space="preserve"> </w:t>
-        <w:tab/>
-        <w:tab/>
-        <w:t xml:space="preserve"> </w:t>
-      </w:r>
-      <w:r>
-        <w:rPr>
-          <w:rFonts w:eastAsia="Calibri" w:cs="Calibri" w:cstheme="minorHAnsi"/>
-          <w:b/>
-          <w:i/>
-          <w:sz w:val="20"/>
-          <w:szCs w:val="20"/>
-          <w:lang w:val="pt-PT"/>
-        </w:rPr>
-        <w:t>Nome</w:t>
+          <w:rFonts w:eastAsia="Calibri" w:cs="Calibri" w:cstheme="minorHAnsi"/>
+          <w:b/>
+          <w:bCs/>
+          <w:color w:val="auto"/>
+          <w:kern w:val="0"/>
+          <w:sz w:val="22"/>
+          <w:szCs w:val="22"/>
+          <w:lang w:val="pt-BR" w:eastAsia="en-US" w:bidi="ar-SA"/>
+        </w:rPr>
+        <w:t xml:space="preserve"> </w:t>
+      </w:r>
+      <w:r>
+        <w:rPr>
+          <w:rFonts w:cs="Calibri" w:cstheme="minorHAnsi"/>
+          <w:sz w:val="20"/>
+          <w:szCs w:val="20"/>
+        </w:rPr>
+        <w:tab/>
+        <w:tab/>
+        <w:t xml:space="preserve"> </w:t>
+      </w:r>
+      <w:r>
+        <w:rPr>
+          <w:rFonts w:eastAsia="Calibri" w:cs="Calibri" w:cstheme="minorHAnsi"/>
+          <w:b/>
+          <w:i/>
+          <w:sz w:val="20"/>
+          <w:szCs w:val="20"/>
+          <w:lang w:val="pt-PT"/>
+        </w:rPr>
+        <w:t>q43</w:t>
       </w:r>
     </w:p>
     <w:p>
@@ -3327,10 +3361,14 @@
       <w:r>
         <w:rPr>
           <w:rStyle w:val="Emphasis"/>
-          <w:rFonts w:eastAsia="Times New Roman"/>
+          <w:rFonts w:eastAsia="Calibri" w:cs="Calibri" w:cstheme="minorHAnsi"/>
           <w:b/>
           <w:bCs/>
-          <w:lang w:val="af-ZA" w:bidi="ta-IN"/>
+          <w:color w:val="auto"/>
+          <w:kern w:val="0"/>
+          <w:sz w:val="22"/>
+          <w:szCs w:val="22"/>
+          <w:lang w:val="pt-BR" w:eastAsia="en-US" w:bidi="ar-SA"/>
         </w:rPr>
         <w:t>q20</w:t>
       </w:r>
@@ -3350,12 +3388,13 @@
           <w:rFonts w:eastAsia="Calibri" w:cs="Calibri" w:cstheme="minorHAnsi"/>
           <w:b/>
           <w:i/>
-          <w:color w:val="575A5D"/>
-          <w:sz w:val="20"/>
-          <w:szCs w:val="20"/>
-          <w:lang w:val="pt-PT"/>
-        </w:rPr>
-        <w:t>Nome</w:t>
+          <w:color w:val="auto"/>
+          <w:kern w:val="0"/>
+          <w:sz w:val="20"/>
+          <w:szCs w:val="20"/>
+          <w:lang w:val="pt-PT" w:eastAsia="en-US" w:bidi="ar-SA"/>
+        </w:rPr>
+        <w:t>q44</w:t>
       </w:r>
     </w:p>
     <w:p>
@@ -3408,7 +3447,20 @@
           <w:szCs w:val="20"/>
           <w:lang w:val="pt-PT"/>
         </w:rPr>
-        <w:t xml:space="preserve"> Nome</w:t>
+        <w:t xml:space="preserve"> </w:t>
+      </w:r>
+      <w:r>
+        <w:rPr>
+          <w:rFonts w:eastAsia="Calibri" w:cs="Calibri" w:cstheme="minorHAnsi"/>
+          <w:b/>
+          <w:i/>
+          <w:color w:val="auto"/>
+          <w:kern w:val="0"/>
+          <w:sz w:val="20"/>
+          <w:szCs w:val="20"/>
+          <w:lang w:val="pt-PT" w:eastAsia="en-US" w:bidi="ar-SA"/>
+        </w:rPr>
+        <w:t>q45</w:t>
       </w:r>
     </w:p>
     <w:p>
@@ -3509,7 +3561,7 @@
           <w:szCs w:val="20"/>
           <w:lang w:val="pt-PT"/>
         </w:rPr>
-        <w:t>Nome</w:t>
+        <w:t>q35</w:t>
       </w:r>
     </w:p>
     <w:p>
@@ -3685,7 +3737,7 @@
           <w:szCs w:val="20"/>
           <w:lang w:val="pt-PT"/>
         </w:rPr>
-        <w:t>Nome</w:t>
+        <w:t>r34</w:t>
       </w:r>
     </w:p>
     <w:p>
@@ -3764,7 +3816,7 @@
           <w:szCs w:val="20"/>
           <w:lang w:val="pt-PT"/>
         </w:rPr>
-        <w:t>Nome</w:t>
+        <w:t>r35</w:t>
       </w:r>
     </w:p>
     <w:p>
@@ -3812,9 +3864,9 @@
         <w:tblLook w:firstRow="1" w:noVBand="1" w:lastRow="0" w:firstColumn="1" w:lastColumn="0" w:noHBand="0" w:val="04a0"/>
       </w:tblPr>
       <w:tblGrid>
-        <w:gridCol w:w="5155"/>
+        <w:gridCol w:w="5149"/>
         <w:gridCol w:w="2580"/>
-        <w:gridCol w:w="2515"/>
+        <w:gridCol w:w="2521"/>
       </w:tblGrid>
       <w:tr>
         <w:trPr>
@@ -3822,7 +3874,7 @@
         </w:trPr>
         <w:tc>
           <w:tcPr>
-            <w:tcW w:w="5155" w:type="dxa"/>
+            <w:tcW w:w="5149" w:type="dxa"/>
             <w:tcBorders>
               <w:top w:val="nil"/>
               <w:left w:val="nil"/>
@@ -3895,7 +3947,7 @@
         </w:tc>
         <w:tc>
           <w:tcPr>
-            <w:tcW w:w="2515" w:type="dxa"/>
+            <w:tcW w:w="2521" w:type="dxa"/>
             <w:tcBorders>
               <w:top w:val="nil"/>
               <w:left w:val="nil"/>
@@ -3998,7 +4050,18 @@
           <w:szCs w:val="20"/>
           <w:lang w:val="pt-PT"/>
         </w:rPr>
-        <w:t xml:space="preserve"> Nome</w:t>
+        <w:t xml:space="preserve"> </w:t>
+      </w:r>
+      <w:r>
+        <w:rPr>
+          <w:rFonts w:eastAsia="Calibri" w:cs="Calibri" w:cstheme="minorHAnsi"/>
+          <w:b/>
+          <w:i/>
+          <w:sz w:val="20"/>
+          <w:szCs w:val="20"/>
+          <w:lang w:val="pt-PT"/>
+        </w:rPr>
+        <w:t>r36</w:t>
       </w:r>
     </w:p>
     <w:p>
@@ -4095,7 +4158,7 @@
           <w:szCs w:val="20"/>
           <w:lang w:val="pt-PT"/>
         </w:rPr>
-        <w:t>Nome</w:t>
+        <w:t>r37</w:t>
       </w:r>
     </w:p>
     <w:p>
@@ -4272,7 +4335,18 @@
           <w:szCs w:val="20"/>
           <w:lang w:val="pt-PT"/>
         </w:rPr>
-        <w:t xml:space="preserve"> Nome</w:t>
+        <w:t xml:space="preserve"> </w:t>
+      </w:r>
+      <w:r>
+        <w:rPr>
+          <w:rFonts w:eastAsia="Calibri" w:cs="Calibri" w:cstheme="minorHAnsi"/>
+          <w:b/>
+          <w:i/>
+          <w:sz w:val="20"/>
+          <w:szCs w:val="20"/>
+          <w:lang w:val="pt-PT"/>
+        </w:rPr>
+        <w:t>r38</w:t>
       </w:r>
     </w:p>
     <w:tbl>
@@ -4513,7 +4587,7 @@
           <w:szCs w:val="20"/>
           <w:lang w:val="pt-PT"/>
         </w:rPr>
-        <w:t>Nome</w:t>
+        <w:t>r39</w:t>
       </w:r>
     </w:p>
     <w:p>
@@ -4612,7 +4686,7 @@
           <w:szCs w:val="20"/>
           <w:lang w:val="pt-PT"/>
         </w:rPr>
-        <w:t>Nome</w:t>
+        <w:t>r40</w:t>
       </w:r>
     </w:p>
     <w:p>
@@ -4712,7 +4786,18 @@
           <w:szCs w:val="20"/>
           <w:lang w:val="pt-PT"/>
         </w:rPr>
-        <w:t xml:space="preserve"> Nome</w:t>
+        <w:t xml:space="preserve"> </w:t>
+      </w:r>
+      <w:r>
+        <w:rPr>
+          <w:rFonts w:eastAsia="Calibri" w:cs="Calibri" w:cstheme="minorHAnsi"/>
+          <w:b/>
+          <w:i/>
+          <w:sz w:val="20"/>
+          <w:szCs w:val="20"/>
+          <w:lang w:val="pt-PT"/>
+        </w:rPr>
+        <w:t>r41</w:t>
       </w:r>
     </w:p>
     <w:p>
@@ -4835,7 +4920,27 @@
         <w:t xml:space="preserve"> </w:t>
         <w:tab/>
         <w:tab/>
-        <w:t>Nome</w:t>
+      </w:r>
+      <w:r>
+        <w:rPr>
+          <w:rFonts w:eastAsia="Calibri" w:cs="Calibri" w:cstheme="minorHAnsi"/>
+          <w:b/>
+          <w:i/>
+          <w:sz w:val="20"/>
+          <w:szCs w:val="20"/>
+          <w:lang w:val="pt-PT"/>
+        </w:rPr>
+        <w:t>r42</w:t>
+      </w:r>
+      <w:r>
+        <w:rPr>
+          <w:rFonts w:eastAsia="Calibri" w:cs="Calibri" w:cstheme="minorHAnsi"/>
+          <w:b/>
+          <w:i/>
+          <w:sz w:val="20"/>
+          <w:szCs w:val="20"/>
+          <w:lang w:val="pt-PT"/>
+        </w:rPr>
         <w:tab/>
       </w:r>
     </w:p>
@@ -5045,7 +5150,7 @@
           <w:szCs w:val="20"/>
           <w:lang w:val="pt-PT" w:bidi="ta-IN"/>
         </w:rPr>
-        <w:t>Nome</w:t>
+        <w:t>r43</w:t>
       </w:r>
     </w:p>
     <w:p>
@@ -5107,7 +5212,18 @@
           <w:szCs w:val="20"/>
           <w:lang w:val="pt-PT"/>
         </w:rPr>
-        <w:t xml:space="preserve"> Nome</w:t>
+        <w:t xml:space="preserve"> </w:t>
+      </w:r>
+      <w:r>
+        <w:rPr>
+          <w:rFonts w:eastAsia="Calibri" w:cs="Calibri" w:cstheme="minorHAnsi"/>
+          <w:b/>
+          <w:i/>
+          <w:sz w:val="20"/>
+          <w:szCs w:val="20"/>
+          <w:lang w:val="pt-PT"/>
+        </w:rPr>
+        <w:t>r44</w:t>
       </w:r>
     </w:p>
     <w:p>
@@ -5169,7 +5285,18 @@
           <w:szCs w:val="20"/>
           <w:lang w:val="pt-PT"/>
         </w:rPr>
-        <w:t xml:space="preserve"> Nome</w:t>
+        <w:t xml:space="preserve"> </w:t>
+      </w:r>
+      <w:r>
+        <w:rPr>
+          <w:rFonts w:eastAsia="Calibri" w:cs="Calibri" w:cstheme="minorHAnsi"/>
+          <w:b/>
+          <w:i/>
+          <w:sz w:val="20"/>
+          <w:szCs w:val="20"/>
+          <w:lang w:val="pt-PT"/>
+        </w:rPr>
+        <w:t>r45</w:t>
       </w:r>
     </w:p>
     <w:p>
@@ -5273,7 +5400,7 @@
           <w:szCs w:val="20"/>
           <w:lang w:val="pt-PT"/>
         </w:rPr>
-        <w:t>Nome</w:t>
+        <w:t>r35</w:t>
       </w:r>
     </w:p>
     <w:p>
@@ -5401,9 +5528,9 @@
           <w:i/>
           <w:sz w:val="20"/>
           <w:szCs w:val="20"/>
-          <w:lang w:val="pt-PT"/>
-        </w:rPr>
-        <w:t>Nome</w:t>
+          <w:lang w:val="pt-BR"/>
+        </w:rPr>
+        <w:t>s34</w:t>
       </w:r>
     </w:p>
     <w:p>
@@ -5482,7 +5609,18 @@
           <w:szCs w:val="20"/>
           <w:lang w:val="pt-PT"/>
         </w:rPr>
-        <w:t xml:space="preserve"> Nome</w:t>
+        <w:t xml:space="preserve"> </w:t>
+      </w:r>
+      <w:r>
+        <w:rPr>
+          <w:rFonts w:eastAsia="Calibri" w:cs="Calibri" w:cstheme="minorHAnsi"/>
+          <w:b/>
+          <w:i/>
+          <w:sz w:val="20"/>
+          <w:szCs w:val="20"/>
+          <w:lang w:val="pt-PT"/>
+        </w:rPr>
+        <w:t>s35</w:t>
       </w:r>
     </w:p>
     <w:p>
@@ -5530,9 +5668,9 @@
         <w:tblLook w:firstRow="1" w:noVBand="1" w:lastRow="0" w:firstColumn="1" w:lastColumn="0" w:noHBand="0" w:val="04a0"/>
       </w:tblPr>
       <w:tblGrid>
-        <w:gridCol w:w="5155"/>
+        <w:gridCol w:w="5149"/>
         <w:gridCol w:w="2580"/>
-        <w:gridCol w:w="2515"/>
+        <w:gridCol w:w="2521"/>
       </w:tblGrid>
       <w:tr>
         <w:trPr>
@@ -5540,7 +5678,7 @@
         </w:trPr>
         <w:tc>
           <w:tcPr>
-            <w:tcW w:w="5155" w:type="dxa"/>
+            <w:tcW w:w="5149" w:type="dxa"/>
             <w:tcBorders>
               <w:top w:val="nil"/>
               <w:left w:val="nil"/>
@@ -5613,7 +5751,7 @@
         </w:tc>
         <w:tc>
           <w:tcPr>
-            <w:tcW w:w="2515" w:type="dxa"/>
+            <w:tcW w:w="2521" w:type="dxa"/>
             <w:tcBorders>
               <w:top w:val="nil"/>
               <w:left w:val="nil"/>
@@ -5715,7 +5853,18 @@
           <w:szCs w:val="20"/>
           <w:lang w:val="pt-PT"/>
         </w:rPr>
-        <w:t xml:space="preserve"> Nome</w:t>
+        <w:t xml:space="preserve"> </w:t>
+      </w:r>
+      <w:r>
+        <w:rPr>
+          <w:rFonts w:eastAsia="Calibri" w:cs="Calibri" w:cstheme="minorHAnsi"/>
+          <w:b/>
+          <w:i/>
+          <w:sz w:val="20"/>
+          <w:szCs w:val="20"/>
+          <w:lang w:val="pt-PT"/>
+        </w:rPr>
+        <w:t>s36</w:t>
       </w:r>
     </w:p>
     <w:p>
@@ -5814,7 +5963,7 @@
           <w:szCs w:val="20"/>
           <w:lang w:val="pt-PT"/>
         </w:rPr>
-        <w:t>Nome</w:t>
+        <w:t>s37</w:t>
       </w:r>
     </w:p>
     <w:p>
@@ -5981,7 +6130,18 @@
           <w:szCs w:val="20"/>
           <w:lang w:val="pt-PT"/>
         </w:rPr>
-        <w:t xml:space="preserve"> Nome</w:t>
+        <w:t xml:space="preserve"> </w:t>
+      </w:r>
+      <w:r>
+        <w:rPr>
+          <w:rFonts w:eastAsia="Calibri" w:cs="Calibri" w:cstheme="minorHAnsi"/>
+          <w:b/>
+          <w:i/>
+          <w:sz w:val="20"/>
+          <w:szCs w:val="20"/>
+          <w:lang w:val="pt-PT"/>
+        </w:rPr>
+        <w:t>s38</w:t>
       </w:r>
     </w:p>
     <w:tbl>
@@ -6221,7 +6381,18 @@
           <w:szCs w:val="20"/>
           <w:lang w:val="pt-PT"/>
         </w:rPr>
-        <w:t xml:space="preserve"> Nome</w:t>
+        <w:t xml:space="preserve"> </w:t>
+      </w:r>
+      <w:r>
+        <w:rPr>
+          <w:rFonts w:eastAsia="Calibri" w:cs="Calibri" w:cstheme="minorHAnsi"/>
+          <w:b/>
+          <w:i/>
+          <w:sz w:val="20"/>
+          <w:szCs w:val="20"/>
+          <w:lang w:val="pt-PT"/>
+        </w:rPr>
+        <w:t>s39</w:t>
       </w:r>
     </w:p>
     <w:p>
@@ -6319,7 +6490,18 @@
           <w:szCs w:val="20"/>
           <w:lang w:val="pt-PT"/>
         </w:rPr>
-        <w:t xml:space="preserve"> Nome</w:t>
+        <w:t xml:space="preserve"> </w:t>
+      </w:r>
+      <w:r>
+        <w:rPr>
+          <w:rFonts w:eastAsia="Calibri" w:cs="Calibri" w:cstheme="minorHAnsi"/>
+          <w:b/>
+          <w:i/>
+          <w:sz w:val="20"/>
+          <w:szCs w:val="20"/>
+          <w:lang w:val="pt-PT"/>
+        </w:rPr>
+        <w:t>s40</w:t>
       </w:r>
     </w:p>
     <w:p>
@@ -6419,7 +6601,18 @@
           <w:szCs w:val="20"/>
           <w:lang w:val="pt-PT"/>
         </w:rPr>
-        <w:t xml:space="preserve"> Nome</w:t>
+        <w:t xml:space="preserve"> </w:t>
+      </w:r>
+      <w:r>
+        <w:rPr>
+          <w:rFonts w:eastAsia="Calibri" w:cs="Calibri" w:cstheme="minorHAnsi"/>
+          <w:b/>
+          <w:i/>
+          <w:sz w:val="20"/>
+          <w:szCs w:val="20"/>
+          <w:lang w:val="pt-PT"/>
+        </w:rPr>
+        <w:t>s41</w:t>
       </w:r>
     </w:p>
     <w:p>
@@ -6542,7 +6735,27 @@
         <w:t xml:space="preserve"> </w:t>
         <w:tab/>
         <w:tab/>
-        <w:t>Nome</w:t>
+      </w:r>
+      <w:r>
+        <w:rPr>
+          <w:rFonts w:eastAsia="Calibri" w:cs="Calibri" w:cstheme="minorHAnsi"/>
+          <w:b/>
+          <w:i/>
+          <w:sz w:val="20"/>
+          <w:szCs w:val="20"/>
+          <w:lang w:val="pt-PT"/>
+        </w:rPr>
+        <w:t>s42</w:t>
+      </w:r>
+      <w:r>
+        <w:rPr>
+          <w:rFonts w:eastAsia="Calibri" w:cs="Calibri" w:cstheme="minorHAnsi"/>
+          <w:b/>
+          <w:i/>
+          <w:sz w:val="20"/>
+          <w:szCs w:val="20"/>
+          <w:lang w:val="pt-PT"/>
+        </w:rPr>
         <w:tab/>
       </w:r>
     </w:p>
@@ -6742,7 +6955,18 @@
           <w:szCs w:val="20"/>
           <w:lang w:val="pt-PT"/>
         </w:rPr>
-        <w:t xml:space="preserve"> Nome</w:t>
+        <w:t xml:space="preserve"> </w:t>
+      </w:r>
+      <w:r>
+        <w:rPr>
+          <w:rFonts w:eastAsia="Calibri" w:cs="Calibri" w:cstheme="minorHAnsi"/>
+          <w:b/>
+          <w:i/>
+          <w:sz w:val="20"/>
+          <w:szCs w:val="20"/>
+          <w:lang w:val="pt-PT"/>
+        </w:rPr>
+        <w:t>s43</w:t>
       </w:r>
     </w:p>
     <w:p>
@@ -6804,7 +7028,18 @@
           <w:szCs w:val="20"/>
           <w:lang w:val="pt-PT"/>
         </w:rPr>
-        <w:t xml:space="preserve"> Nome</w:t>
+        <w:t xml:space="preserve"> </w:t>
+      </w:r>
+      <w:r>
+        <w:rPr>
+          <w:rFonts w:eastAsia="Calibri" w:cs="Calibri" w:cstheme="minorHAnsi"/>
+          <w:b/>
+          <w:i/>
+          <w:sz w:val="20"/>
+          <w:szCs w:val="20"/>
+          <w:lang w:val="pt-PT"/>
+        </w:rPr>
+        <w:t>s44</w:t>
       </w:r>
     </w:p>
     <w:p>
@@ -6866,7 +7101,18 @@
           <w:szCs w:val="20"/>
           <w:lang w:val="pt-PT"/>
         </w:rPr>
-        <w:t xml:space="preserve"> Nome</w:t>
+        <w:t xml:space="preserve"> </w:t>
+      </w:r>
+      <w:r>
+        <w:rPr>
+          <w:rFonts w:eastAsia="Calibri" w:cs="Calibri" w:cstheme="minorHAnsi"/>
+          <w:b/>
+          <w:i/>
+          <w:sz w:val="20"/>
+          <w:szCs w:val="20"/>
+          <w:lang w:val="pt-PT"/>
+        </w:rPr>
+        <w:t>s45</w:t>
       </w:r>
     </w:p>
     <w:p>
@@ -6970,7 +7216,18 @@
           <w:szCs w:val="20"/>
           <w:lang w:val="pt-PT"/>
         </w:rPr>
-        <w:t xml:space="preserve"> Nome</w:t>
+        <w:t xml:space="preserve"> </w:t>
+      </w:r>
+      <w:r>
+        <w:rPr>
+          <w:rFonts w:eastAsia="Calibri" w:cs="Calibri" w:cstheme="minorHAnsi"/>
+          <w:b/>
+          <w:i/>
+          <w:sz w:val="20"/>
+          <w:szCs w:val="20"/>
+          <w:lang w:val="pt-PT"/>
+        </w:rPr>
+        <w:t>s35</w:t>
       </w:r>
     </w:p>
     <w:p>
@@ -7148,7 +7405,18 @@
           <w:szCs w:val="20"/>
           <w:lang w:val="pt-PT"/>
         </w:rPr>
-        <w:t xml:space="preserve"> Nome</w:t>
+        <w:t xml:space="preserve"> </w:t>
+      </w:r>
+      <w:r>
+        <w:rPr>
+          <w:rFonts w:eastAsia="Calibri" w:cs="Calibri" w:cstheme="minorHAnsi"/>
+          <w:b/>
+          <w:i/>
+          <w:sz w:val="20"/>
+          <w:szCs w:val="20"/>
+          <w:lang w:val="pt-PT"/>
+        </w:rPr>
+        <w:t>t34</w:t>
       </w:r>
     </w:p>
     <w:p>
@@ -7229,7 +7497,18 @@
           <w:szCs w:val="20"/>
           <w:lang w:val="pt-PT"/>
         </w:rPr>
-        <w:t xml:space="preserve"> Nome</w:t>
+        <w:t xml:space="preserve"> </w:t>
+      </w:r>
+      <w:r>
+        <w:rPr>
+          <w:rFonts w:eastAsia="Calibri" w:cs="Calibri" w:cstheme="minorHAnsi"/>
+          <w:b/>
+          <w:i/>
+          <w:sz w:val="20"/>
+          <w:szCs w:val="20"/>
+          <w:lang w:val="pt-PT"/>
+        </w:rPr>
+        <w:t>t35</w:t>
       </w:r>
     </w:p>
     <w:p>
@@ -7277,9 +7556,9 @@
         <w:tblLook w:firstRow="1" w:noVBand="1" w:lastRow="0" w:firstColumn="1" w:lastColumn="0" w:noHBand="0" w:val="04a0"/>
       </w:tblPr>
       <w:tblGrid>
-        <w:gridCol w:w="5155"/>
+        <w:gridCol w:w="5149"/>
         <w:gridCol w:w="2580"/>
-        <w:gridCol w:w="2515"/>
+        <w:gridCol w:w="2521"/>
       </w:tblGrid>
       <w:tr>
         <w:trPr>
@@ -7287,7 +7566,7 @@
         </w:trPr>
         <w:tc>
           <w:tcPr>
-            <w:tcW w:w="5155" w:type="dxa"/>
+            <w:tcW w:w="5149" w:type="dxa"/>
             <w:tcBorders>
               <w:top w:val="nil"/>
               <w:left w:val="nil"/>
@@ -7360,7 +7639,7 @@
         </w:tc>
         <w:tc>
           <w:tcPr>
-            <w:tcW w:w="2515" w:type="dxa"/>
+            <w:tcW w:w="2521" w:type="dxa"/>
             <w:tcBorders>
               <w:top w:val="nil"/>
               <w:left w:val="nil"/>
@@ -7464,7 +7743,18 @@
           <w:szCs w:val="20"/>
           <w:lang w:val="pt-PT"/>
         </w:rPr>
-        <w:t xml:space="preserve"> Nome</w:t>
+        <w:t xml:space="preserve"> </w:t>
+      </w:r>
+      <w:r>
+        <w:rPr>
+          <w:rFonts w:eastAsia="Calibri" w:cs="Calibri" w:cstheme="minorHAnsi"/>
+          <w:b/>
+          <w:i/>
+          <w:sz w:val="20"/>
+          <w:szCs w:val="20"/>
+          <w:lang w:val="pt-PT"/>
+        </w:rPr>
+        <w:t>t36</w:t>
       </w:r>
     </w:p>
     <w:p>
@@ -7554,7 +7844,18 @@
           <w:szCs w:val="20"/>
           <w:lang w:val="pt-PT"/>
         </w:rPr>
-        <w:t xml:space="preserve"> Nome</w:t>
+        <w:t xml:space="preserve"> </w:t>
+      </w:r>
+      <w:r>
+        <w:rPr>
+          <w:rFonts w:eastAsia="Calibri" w:cs="Calibri" w:cstheme="minorHAnsi"/>
+          <w:b/>
+          <w:i/>
+          <w:sz w:val="20"/>
+          <w:szCs w:val="20"/>
+          <w:lang w:val="pt-PT"/>
+        </w:rPr>
+        <w:t>t37</w:t>
       </w:r>
     </w:p>
     <w:p>
@@ -7734,7 +8035,18 @@
           <w:szCs w:val="20"/>
           <w:lang w:val="pt-PT"/>
         </w:rPr>
-        <w:t xml:space="preserve"> Nome</w:t>
+        <w:t xml:space="preserve"> </w:t>
+      </w:r>
+      <w:r>
+        <w:rPr>
+          <w:rFonts w:eastAsia="Calibri" w:cs="Calibri" w:cstheme="minorHAnsi"/>
+          <w:b/>
+          <w:i/>
+          <w:sz w:val="20"/>
+          <w:szCs w:val="20"/>
+          <w:lang w:val="pt-PT"/>
+        </w:rPr>
+        <w:t>t38</w:t>
       </w:r>
     </w:p>
     <w:tbl>
@@ -7972,9 +8284,9 @@
           <w:i/>
           <w:sz w:val="20"/>
           <w:szCs w:val="20"/>
-          <w:lang w:val="pt-PT"/>
-        </w:rPr>
-        <w:t>Nome</w:t>
+          <w:lang w:val="pt-BR"/>
+        </w:rPr>
+        <w:t>t39</w:t>
       </w:r>
     </w:p>
     <w:p>
@@ -8071,7 +8383,7 @@
           <w:szCs w:val="20"/>
           <w:lang w:val="pt-PT"/>
         </w:rPr>
-        <w:t>Nome</w:t>
+        <w:t>t40</w:t>
       </w:r>
     </w:p>
     <w:p>
@@ -8170,7 +8482,7 @@
           <w:szCs w:val="20"/>
           <w:lang w:val="pt-PT"/>
         </w:rPr>
-        <w:t>Nome</w:t>
+        <w:t>t41</w:t>
       </w:r>
     </w:p>
     <w:p>
@@ -8293,7 +8605,27 @@
         <w:t xml:space="preserve"> </w:t>
         <w:tab/>
         <w:tab/>
-        <w:t>Nome</w:t>
+      </w:r>
+      <w:r>
+        <w:rPr>
+          <w:rFonts w:eastAsia="Calibri" w:cs="Calibri" w:cstheme="minorHAnsi"/>
+          <w:b/>
+          <w:i/>
+          <w:sz w:val="20"/>
+          <w:szCs w:val="20"/>
+          <w:lang w:val="pt-PT"/>
+        </w:rPr>
+        <w:t>t42</w:t>
+      </w:r>
+      <w:r>
+        <w:rPr>
+          <w:rFonts w:eastAsia="Calibri" w:cs="Calibri" w:cstheme="minorHAnsi"/>
+          <w:b/>
+          <w:i/>
+          <w:sz w:val="20"/>
+          <w:szCs w:val="20"/>
+          <w:lang w:val="pt-PT"/>
+        </w:rPr>
         <w:tab/>
       </w:r>
     </w:p>
@@ -8493,7 +8825,18 @@
           <w:szCs w:val="20"/>
           <w:lang w:val="pt-PT"/>
         </w:rPr>
-        <w:t xml:space="preserve"> Nome</w:t>
+        <w:t xml:space="preserve"> </w:t>
+      </w:r>
+      <w:r>
+        <w:rPr>
+          <w:rFonts w:eastAsia="Calibri" w:cs="Calibri" w:cstheme="minorHAnsi"/>
+          <w:b/>
+          <w:i/>
+          <w:sz w:val="20"/>
+          <w:szCs w:val="20"/>
+          <w:lang w:val="pt-PT"/>
+        </w:rPr>
+        <w:t>t43</w:t>
       </w:r>
     </w:p>
     <w:p>
@@ -8555,7 +8898,18 @@
           <w:szCs w:val="20"/>
           <w:lang w:val="pt-PT"/>
         </w:rPr>
-        <w:t xml:space="preserve"> Nome</w:t>
+        <w:t xml:space="preserve"> </w:t>
+      </w:r>
+      <w:r>
+        <w:rPr>
+          <w:rFonts w:eastAsia="Calibri" w:cs="Calibri" w:cstheme="minorHAnsi"/>
+          <w:b/>
+          <w:i/>
+          <w:sz w:val="20"/>
+          <w:szCs w:val="20"/>
+          <w:lang w:val="pt-PT"/>
+        </w:rPr>
+        <w:t>t44</w:t>
       </w:r>
     </w:p>
     <w:p>
@@ -8617,7 +8971,18 @@
           <w:szCs w:val="20"/>
           <w:lang w:val="pt-PT"/>
         </w:rPr>
-        <w:t xml:space="preserve"> Nome</w:t>
+        <w:t xml:space="preserve"> </w:t>
+      </w:r>
+      <w:r>
+        <w:rPr>
+          <w:rFonts w:eastAsia="Calibri" w:cs="Calibri" w:cstheme="minorHAnsi"/>
+          <w:b/>
+          <w:i/>
+          <w:sz w:val="20"/>
+          <w:szCs w:val="20"/>
+          <w:lang w:val="pt-PT"/>
+        </w:rPr>
+        <w:t>t45</w:t>
       </w:r>
     </w:p>
     <w:p>
@@ -8711,7 +9076,19 @@
           <w:szCs w:val="20"/>
           <w:lang w:val="pt-PT"/>
         </w:rPr>
-        <w:t xml:space="preserve"> Nome</w:t>
+        <w:t xml:space="preserve"> </w:t>
+      </w:r>
+      <w:r>
+        <w:rPr>
+          <w:rFonts w:eastAsia="Calibri" w:cs="Calibri" w:cstheme="minorHAnsi"/>
+          <w:b/>
+          <w:i/>
+          <w:color w:val="575A5D"/>
+          <w:sz w:val="20"/>
+          <w:szCs w:val="20"/>
+          <w:lang w:val="pt-PT"/>
+        </w:rPr>
+        <w:t>t35</w:t>
       </w:r>
     </w:p>
     <w:p>
